--- a/视频/对照文本/01-文本.docx
+++ b/视频/对照文本/01-文本.docx
@@ -343,11 +343,29 @@
             <w:r>
               <w:rPr>
                 <w:rFonts w:ascii="Calibri" w:hAnsi="Calibri" w:eastAsia="微软雅黑"/>
+                <w:b w:val="0"/>
+                <w:color w:val="AAC4B6"/>
+                <w:sz w:val="21"/>
+              </w:rPr>
+              <w:t xml:space="preserve"> </w:t>
+            </w:r>
+            <w:r>
+              <w:rPr>
+                <w:rFonts w:ascii="Calibri" w:hAnsi="Calibri" w:eastAsia="微软雅黑"/>
                 <w:b/>
                 <w:color w:val="38BDF8"/>
                 <w:sz w:val="21"/>
               </w:rPr>
               <w:t>抢劫了</w:t>
+            </w:r>
+            <w:r>
+              <w:rPr>
+                <w:rFonts w:ascii="Calibri" w:hAnsi="Calibri" w:eastAsia="微软雅黑"/>
+                <w:b w:val="0"/>
+                <w:color w:val="AAC4B6"/>
+                <w:sz w:val="21"/>
+              </w:rPr>
+              <w:t xml:space="preserve"> </w:t>
             </w:r>
             <w:r>
               <w:rPr>
@@ -896,6 +914,15 @@
                 <w:sz w:val="21"/>
               </w:rPr>
               <w:t>涂抹</w:t>
+            </w:r>
+            <w:r>
+              <w:rPr>
+                <w:rFonts w:ascii="Calibri" w:hAnsi="Calibri" w:eastAsia="微软雅黑"/>
+                <w:b w:val="0"/>
+                <w:color w:val="AAC4B6"/>
+                <w:sz w:val="21"/>
+              </w:rPr>
+              <w:t xml:space="preserve"> </w:t>
             </w:r>
             <w:r>
               <w:rPr>
@@ -1265,6 +1292,15 @@
                 <w:sz w:val="21"/>
               </w:rPr>
               <w:t>在镜头前</w:t>
+            </w:r>
+            <w:r>
+              <w:rPr>
+                <w:rFonts w:ascii="Calibri" w:hAnsi="Calibri" w:eastAsia="微软雅黑"/>
+                <w:b w:val="0"/>
+                <w:color w:val="AAC4B6"/>
+                <w:sz w:val="21"/>
+              </w:rPr>
+              <w:t xml:space="preserve"> </w:t>
             </w:r>
             <w:r>
               <w:rPr>
@@ -1511,6 +1547,15 @@
             <w:r>
               <w:rPr>
                 <w:rFonts w:ascii="Calibri" w:hAnsi="Calibri" w:eastAsia="微软雅黑"/>
+                <w:b w:val="0"/>
+                <w:color w:val="AAC4B6"/>
+                <w:sz w:val="21"/>
+              </w:rPr>
+              <w:t xml:space="preserve"> </w:t>
+            </w:r>
+            <w:r>
+              <w:rPr>
+                <w:rFonts w:ascii="Calibri" w:hAnsi="Calibri" w:eastAsia="微软雅黑"/>
                 <w:b/>
                 <w:color w:val="BEF264"/>
                 <w:sz w:val="21"/>
@@ -2619,6 +2664,15 @@
                 <w:sz w:val="21"/>
               </w:rPr>
               <w:t>确凿的</w:t>
+            </w:r>
+            <w:r>
+              <w:rPr>
+                <w:rFonts w:ascii="Calibri" w:hAnsi="Calibri" w:eastAsia="微软雅黑"/>
+                <w:b w:val="0"/>
+                <w:color w:val="AAC4B6"/>
+                <w:sz w:val="21"/>
+              </w:rPr>
+              <w:t xml:space="preserve"> </w:t>
             </w:r>
             <w:r>
               <w:rPr>
@@ -2765,6 +2819,15 @@
             <w:r>
               <w:rPr>
                 <w:rFonts w:ascii="Calibri" w:hAnsi="Calibri" w:eastAsia="微软雅黑"/>
+                <w:b w:val="0"/>
+                <w:color w:val="AAC4B6"/>
+                <w:sz w:val="21"/>
+              </w:rPr>
+              <w:t xml:space="preserve"> </w:t>
+            </w:r>
+            <w:r>
+              <w:rPr>
+                <w:rFonts w:ascii="Calibri" w:hAnsi="Calibri" w:eastAsia="微软雅黑"/>
                 <w:b/>
                 <w:color w:val="BEF264"/>
                 <w:sz w:val="21"/>
@@ -3027,11 +3090,29 @@
             <w:r>
               <w:rPr>
                 <w:rFonts w:ascii="Calibri" w:hAnsi="Calibri" w:eastAsia="微软雅黑"/>
+                <w:b w:val="0"/>
+                <w:color w:val="AAC4B6"/>
+                <w:sz w:val="21"/>
+              </w:rPr>
+              <w:t xml:space="preserve"> </w:t>
+            </w:r>
+            <w:r>
+              <w:rPr>
+                <w:rFonts w:ascii="Calibri" w:hAnsi="Calibri" w:eastAsia="微软雅黑"/>
                 <w:b/>
                 <w:color w:val="C4B5FD"/>
                 <w:sz w:val="21"/>
               </w:rPr>
               <w:t>观众</w:t>
+            </w:r>
+            <w:r>
+              <w:rPr>
+                <w:rFonts w:ascii="Calibri" w:hAnsi="Calibri" w:eastAsia="微软雅黑"/>
+                <w:b w:val="0"/>
+                <w:color w:val="AAC4B6"/>
+                <w:sz w:val="21"/>
+              </w:rPr>
+              <w:t xml:space="preserve"> </w:t>
             </w:r>
             <w:r>
               <w:rPr>
@@ -4407,6 +4488,15 @@
                 <w:color w:val="AAC4B6"/>
                 <w:sz w:val="21"/>
               </w:rPr>
+              <w:t xml:space="preserve"> </w:t>
+            </w:r>
+            <w:r>
+              <w:rPr>
+                <w:rFonts w:ascii="Calibri" w:hAnsi="Calibri" w:eastAsia="微软雅黑"/>
+                <w:b w:val="0"/>
+                <w:color w:val="AAC4B6"/>
+                <w:sz w:val="21"/>
+              </w:rPr>
               <w:t>人们的</w:t>
             </w:r>
           </w:p>
@@ -4477,6 +4567,15 @@
                 <w:sz w:val="21"/>
               </w:rPr>
               <w:t>他们自身的</w:t>
+            </w:r>
+            <w:r>
+              <w:rPr>
+                <w:rFonts w:ascii="Calibri" w:hAnsi="Calibri" w:eastAsia="微软雅黑"/>
+                <w:b w:val="0"/>
+                <w:color w:val="AAC4B6"/>
+                <w:sz w:val="21"/>
+              </w:rPr>
+              <w:t xml:space="preserve"> </w:t>
             </w:r>
             <w:r>
               <w:rPr>
@@ -5148,6 +5247,15 @@
                 <w:color w:val="AAC4B6"/>
                 <w:sz w:val="21"/>
               </w:rPr>
+              <w:t xml:space="preserve"> </w:t>
+            </w:r>
+            <w:r>
+              <w:rPr>
+                <w:rFonts w:ascii="Calibri" w:hAnsi="Calibri" w:eastAsia="微软雅黑"/>
+                <w:b w:val="0"/>
+                <w:color w:val="AAC4B6"/>
+                <w:sz w:val="21"/>
+              </w:rPr>
               <w:t>推理的能力。</w:t>
             </w:r>
           </w:p>
@@ -6005,6 +6113,15 @@
                 <w:color w:val="AAC4B6"/>
                 <w:sz w:val="21"/>
               </w:rPr>
+              <w:t xml:space="preserve"> </w:t>
+            </w:r>
+            <w:r>
+              <w:rPr>
+                <w:rFonts w:ascii="Calibri" w:hAnsi="Calibri" w:eastAsia="微软雅黑"/>
+                <w:b w:val="0"/>
+                <w:color w:val="AAC4B6"/>
+                <w:sz w:val="21"/>
+              </w:rPr>
               <w:t>人，</w:t>
             </w:r>
           </w:p>
@@ -6066,6 +6183,15 @@
                 <w:sz w:val="21"/>
               </w:rPr>
               <w:t>双重</w:t>
+            </w:r>
+            <w:r>
+              <w:rPr>
+                <w:rFonts w:ascii="Calibri" w:hAnsi="Calibri" w:eastAsia="微软雅黑"/>
+                <w:b w:val="0"/>
+                <w:color w:val="AAC4B6"/>
+                <w:sz w:val="21"/>
+              </w:rPr>
+              <w:t xml:space="preserve"> </w:t>
             </w:r>
             <w:r>
               <w:rPr>
@@ -6333,6 +6459,15 @@
             <w:r>
               <w:rPr>
                 <w:rFonts w:ascii="Calibri" w:hAnsi="Calibri" w:eastAsia="微软雅黑"/>
+                <w:b w:val="0"/>
+                <w:color w:val="AAC4B6"/>
+                <w:sz w:val="21"/>
+              </w:rPr>
+              <w:t xml:space="preserve"> </w:t>
+            </w:r>
+            <w:r>
+              <w:rPr>
+                <w:rFonts w:ascii="Calibri" w:hAnsi="Calibri" w:eastAsia="微软雅黑"/>
                 <w:b/>
                 <w:color w:val="FB923C"/>
                 <w:sz w:val="21"/>
@@ -6548,6 +6683,15 @@
                 <w:sz w:val="21"/>
               </w:rPr>
               <w:t>邓宁-克鲁格</w:t>
+            </w:r>
+            <w:r>
+              <w:rPr>
+                <w:rFonts w:ascii="Calibri" w:hAnsi="Calibri" w:eastAsia="微软雅黑"/>
+                <w:b w:val="0"/>
+                <w:color w:val="AAC4B6"/>
+                <w:sz w:val="21"/>
+              </w:rPr>
+              <w:t xml:space="preserve"> </w:t>
             </w:r>
             <w:r>
               <w:rPr>
@@ -6967,6 +7111,15 @@
             <w:r>
               <w:rPr>
                 <w:rFonts w:ascii="Calibri" w:hAnsi="Calibri" w:eastAsia="微软雅黑"/>
+                <w:b w:val="0"/>
+                <w:color w:val="AAC4B6"/>
+                <w:sz w:val="21"/>
+              </w:rPr>
+              <w:t xml:space="preserve"> </w:t>
+            </w:r>
+            <w:r>
+              <w:rPr>
+                <w:rFonts w:ascii="Calibri" w:hAnsi="Calibri" w:eastAsia="微软雅黑"/>
                 <w:b/>
                 <w:color w:val="38BDF8"/>
                 <w:sz w:val="21"/>
@@ -7235,6 +7388,15 @@
                 <w:sz w:val="21"/>
               </w:rPr>
               <w:t>但</w:t>
+            </w:r>
+            <w:r>
+              <w:rPr>
+                <w:rFonts w:ascii="Calibri" w:hAnsi="Calibri" w:eastAsia="微软雅黑"/>
+                <w:b w:val="0"/>
+                <w:color w:val="AAC4B6"/>
+                <w:sz w:val="21"/>
+              </w:rPr>
+              <w:t xml:space="preserve"> </w:t>
             </w:r>
             <w:r>
               <w:rPr>
@@ -7741,11 +7903,29 @@
             <w:r>
               <w:rPr>
                 <w:rFonts w:ascii="Calibri" w:hAnsi="Calibri" w:eastAsia="微软雅黑"/>
+                <w:b w:val="0"/>
+                <w:color w:val="AAC4B6"/>
+                <w:sz w:val="21"/>
+              </w:rPr>
+              <w:t xml:space="preserve"> </w:t>
+            </w:r>
+            <w:r>
+              <w:rPr>
+                <w:rFonts w:ascii="Calibri" w:hAnsi="Calibri" w:eastAsia="微软雅黑"/>
                 <w:b/>
                 <w:color w:val="FB923C"/>
                 <w:sz w:val="21"/>
               </w:rPr>
               <w:t>用实证的方法</w:t>
+            </w:r>
+            <w:r>
+              <w:rPr>
+                <w:rFonts w:ascii="Calibri" w:hAnsi="Calibri" w:eastAsia="微软雅黑"/>
+                <w:b w:val="0"/>
+                <w:color w:val="AAC4B6"/>
+                <w:sz w:val="21"/>
+              </w:rPr>
+              <w:t xml:space="preserve"> </w:t>
             </w:r>
             <w:r>
               <w:rPr>
@@ -7890,6 +8070,15 @@
             <w:r>
               <w:rPr>
                 <w:rFonts w:ascii="Calibri" w:hAnsi="Calibri" w:eastAsia="微软雅黑"/>
+                <w:b w:val="0"/>
+                <w:color w:val="AAC4B6"/>
+                <w:sz w:val="21"/>
+              </w:rPr>
+              <w:t xml:space="preserve"> </w:t>
+            </w:r>
+            <w:r>
+              <w:rPr>
+                <w:rFonts w:ascii="Calibri" w:hAnsi="Calibri" w:eastAsia="微软雅黑"/>
                 <w:b/>
                 <w:color w:val="FCA5A5"/>
                 <w:sz w:val="21"/>
@@ -7899,11 +8088,29 @@
             <w:r>
               <w:rPr>
                 <w:rFonts w:ascii="Calibri" w:hAnsi="Calibri" w:eastAsia="微软雅黑"/>
+                <w:b w:val="0"/>
+                <w:color w:val="AAC4B6"/>
+                <w:sz w:val="21"/>
+              </w:rPr>
+              <w:t xml:space="preserve"> </w:t>
+            </w:r>
+            <w:r>
+              <w:rPr>
+                <w:rFonts w:ascii="Calibri" w:hAnsi="Calibri" w:eastAsia="微软雅黑"/>
                 <w:b/>
                 <w:color w:val="5EEAD4"/>
                 <w:sz w:val="21"/>
               </w:rPr>
               <w:t>赌</w:t>
+            </w:r>
+            <w:r>
+              <w:rPr>
+                <w:rFonts w:ascii="Calibri" w:hAnsi="Calibri" w:eastAsia="微软雅黑"/>
+                <w:b w:val="0"/>
+                <w:color w:val="AAC4B6"/>
+                <w:sz w:val="21"/>
+              </w:rPr>
+              <w:t xml:space="preserve"> </w:t>
             </w:r>
             <w:r>
               <w:rPr>

--- a/视频/对照文本/01-文本.docx
+++ b/视频/对照文本/01-文本.docx
@@ -1156,20 +1156,11 @@
             <w:r>
               <w:rPr>
                 <w:rFonts w:ascii="Calibri" w:hAnsi="Calibri" w:eastAsia="微软雅黑"/>
-                <w:b/>
-                <w:color w:val="38BDF8"/>
-                <w:sz w:val="26"/>
-              </w:rPr>
-              <w:t>invisible</w:t>
-            </w:r>
-            <w:r>
-              <w:rPr>
-                <w:rFonts w:ascii="Calibri" w:hAnsi="Calibri" w:eastAsia="微软雅黑"/>
                 <w:b w:val="0"/>
                 <w:color w:val="F0F7F2"/>
                 <w:sz w:val="26"/>
               </w:rPr>
-              <w:t xml:space="preserve"> to cameras.</w:t>
+              <w:t>invisible to cameras.</w:t>
             </w:r>
           </w:p>
         </w:tc>
@@ -1291,34 +1282,7 @@
                 <w:color w:val="AAC4B6"/>
                 <w:sz w:val="21"/>
               </w:rPr>
-              <w:t>在镜头前</w:t>
-            </w:r>
-            <w:r>
-              <w:rPr>
-                <w:rFonts w:ascii="Calibri" w:hAnsi="Calibri" w:eastAsia="微软雅黑"/>
-                <w:b w:val="0"/>
-                <w:color w:val="AAC4B6"/>
-                <w:sz w:val="21"/>
-              </w:rPr>
-              <w:t xml:space="preserve"> </w:t>
-            </w:r>
-            <w:r>
-              <w:rPr>
-                <w:rFonts w:ascii="Calibri" w:hAnsi="Calibri" w:eastAsia="微软雅黑"/>
-                <w:b/>
-                <w:color w:val="38BDF8"/>
-                <w:sz w:val="21"/>
-              </w:rPr>
-              <w:t>隐形</w:t>
-            </w:r>
-            <w:r>
-              <w:rPr>
-                <w:rFonts w:ascii="Calibri" w:hAnsi="Calibri" w:eastAsia="微软雅黑"/>
-                <w:b w:val="0"/>
-                <w:color w:val="AAC4B6"/>
-                <w:sz w:val="21"/>
-              </w:rPr>
-              <w:t>。</w:t>
+              <w:t>在镜头前隐形。</w:t>
             </w:r>
           </w:p>
         </w:tc>
@@ -1399,7 +1363,7 @@
               <w:rPr>
                 <w:rFonts w:ascii="Calibri" w:hAnsi="Calibri" w:eastAsia="微软雅黑"/>
                 <w:b/>
-                <w:color w:val="F472B6"/>
+                <w:color w:val="38BDF8"/>
                 <w:sz w:val="26"/>
               </w:rPr>
               <w:t>rationale</w:t>
@@ -1448,7 +1412,7 @@
               <w:rPr>
                 <w:rFonts w:ascii="Calibri" w:hAnsi="Calibri" w:eastAsia="微软雅黑"/>
                 <w:b/>
-                <w:color w:val="BEF264"/>
+                <w:color w:val="F472B6"/>
                 <w:sz w:val="26"/>
               </w:rPr>
               <w:t>kernel</w:t>
@@ -1499,7 +1463,7 @@
               <w:rPr>
                 <w:rFonts w:ascii="Calibri" w:hAnsi="Calibri" w:eastAsia="微软雅黑"/>
                 <w:b/>
-                <w:color w:val="F472B6"/>
+                <w:color w:val="38BDF8"/>
                 <w:sz w:val="21"/>
               </w:rPr>
               <w:t>逻辑</w:t>
@@ -1557,7 +1521,7 @@
               <w:rPr>
                 <w:rFonts w:ascii="Calibri" w:hAnsi="Calibri" w:eastAsia="微软雅黑"/>
                 <w:b/>
-                <w:color w:val="BEF264"/>
+                <w:color w:val="F472B6"/>
                 <w:sz w:val="21"/>
               </w:rPr>
               <w:t>内核</w:t>
@@ -1656,7 +1620,7 @@
               <w:rPr>
                 <w:rFonts w:ascii="Calibri" w:hAnsi="Calibri" w:eastAsia="微软雅黑"/>
                 <w:b/>
-                <w:color w:val="C4B5FD"/>
+                <w:color w:val="BEF264"/>
                 <w:sz w:val="26"/>
               </w:rPr>
               <w:t>time-honoured</w:t>
@@ -1675,8 +1639,8 @@
             <w:r>
               <w:rPr>
                 <w:rFonts w:ascii="Calibri" w:hAnsi="Calibri" w:eastAsia="微软雅黑"/>
-                <w:b/>
-                <w:color w:val="38BDF8"/>
+                <w:b w:val="0"/>
+                <w:color w:val="F0F7F2"/>
                 <w:sz w:val="26"/>
               </w:rPr>
               <w:t>invisible</w:t>
@@ -1696,7 +1660,7 @@
               <w:rPr>
                 <w:rFonts w:ascii="Calibri" w:hAnsi="Calibri" w:eastAsia="微软雅黑"/>
                 <w:b/>
-                <w:color w:val="FB923C"/>
+                <w:color w:val="C4B5FD"/>
                 <w:sz w:val="26"/>
               </w:rPr>
               <w:t>ink</w:t>
@@ -1767,7 +1731,7 @@
               <w:rPr>
                 <w:rFonts w:ascii="Calibri" w:hAnsi="Calibri" w:eastAsia="微软雅黑"/>
                 <w:b/>
-                <w:color w:val="C4B5FD"/>
+                <w:color w:val="BEF264"/>
                 <w:sz w:val="21"/>
               </w:rPr>
               <w:t>由来已久的</w:t>
@@ -1786,8 +1750,8 @@
             <w:r>
               <w:rPr>
                 <w:rFonts w:ascii="Calibri" w:hAnsi="Calibri" w:eastAsia="微软雅黑"/>
-                <w:b/>
-                <w:color w:val="38BDF8"/>
+                <w:b w:val="0"/>
+                <w:color w:val="AAC4B6"/>
                 <w:sz w:val="21"/>
               </w:rPr>
               <w:t>隐形</w:t>
@@ -1807,7 +1771,7 @@
               <w:rPr>
                 <w:rFonts w:ascii="Calibri" w:hAnsi="Calibri" w:eastAsia="微软雅黑"/>
                 <w:b/>
-                <w:color w:val="FB923C"/>
+                <w:color w:val="C4B5FD"/>
                 <w:sz w:val="21"/>
               </w:rPr>
               <w:t>墨水</w:t>
@@ -1958,7 +1922,7 @@
               <w:rPr>
                 <w:rFonts w:ascii="Calibri" w:hAnsi="Calibri" w:eastAsia="微软雅黑"/>
                 <w:b/>
-                <w:color w:val="5EEAD4"/>
+                <w:color w:val="FB923C"/>
                 <w:sz w:val="26"/>
               </w:rPr>
               <w:t>inventive</w:t>
@@ -1978,7 +1942,7 @@
               <w:rPr>
                 <w:rFonts w:ascii="Calibri" w:hAnsi="Calibri" w:eastAsia="微软雅黑"/>
                 <w:b/>
-                <w:color w:val="FCA5A5"/>
+                <w:color w:val="5EEAD4"/>
                 <w:sz w:val="26"/>
               </w:rPr>
               <w:t>leap</w:t>
@@ -2060,7 +2024,7 @@
               <w:rPr>
                 <w:rFonts w:ascii="Calibri" w:hAnsi="Calibri" w:eastAsia="微软雅黑"/>
                 <w:b/>
-                <w:color w:val="5EEAD4"/>
+                <w:color w:val="FB923C"/>
                 <w:sz w:val="21"/>
               </w:rPr>
               <w:t>富有创意的</w:t>
@@ -2080,7 +2044,7 @@
               <w:rPr>
                 <w:rFonts w:ascii="Calibri" w:hAnsi="Calibri" w:eastAsia="微软雅黑"/>
                 <w:b/>
-                <w:color w:val="FCA5A5"/>
+                <w:color w:val="5EEAD4"/>
                 <w:sz w:val="21"/>
               </w:rPr>
               <w:t>跳跃</w:t>
@@ -2218,7 +2182,7 @@
               <w:rPr>
                 <w:rFonts w:ascii="Calibri" w:hAnsi="Calibri" w:eastAsia="微软雅黑"/>
                 <w:b/>
-                <w:color w:val="FBBF24"/>
+                <w:color w:val="FCA5A5"/>
                 <w:sz w:val="26"/>
               </w:rPr>
               <w:t>self-portrait</w:t>
@@ -2300,7 +2264,7 @@
               <w:rPr>
                 <w:rFonts w:ascii="Calibri" w:hAnsi="Calibri" w:eastAsia="微软雅黑"/>
                 <w:b/>
-                <w:color w:val="FBBF24"/>
+                <w:color w:val="FCA5A5"/>
                 <w:sz w:val="21"/>
               </w:rPr>
               <w:t>自拍照</w:t>
@@ -2363,7 +2327,7 @@
               <w:rPr>
                 <w:rFonts w:ascii="Calibri" w:hAnsi="Calibri" w:eastAsia="微软雅黑"/>
                 <w:b/>
-                <w:color w:val="38BDF8"/>
+                <w:color w:val="FBBF24"/>
                 <w:sz w:val="26"/>
               </w:rPr>
               <w:t>devoid of</w:t>
@@ -2425,7 +2389,7 @@
               <w:rPr>
                 <w:rFonts w:ascii="Calibri" w:hAnsi="Calibri" w:eastAsia="微软雅黑"/>
                 <w:b/>
-                <w:color w:val="38BDF8"/>
+                <w:color w:val="FBBF24"/>
                 <w:sz w:val="21"/>
               </w:rPr>
               <w:t>完全没有</w:t>
@@ -2569,7 +2533,7 @@
               <w:rPr>
                 <w:rFonts w:ascii="Calibri" w:hAnsi="Calibri" w:eastAsia="微软雅黑"/>
                 <w:b/>
-                <w:color w:val="F472B6"/>
+                <w:color w:val="38BDF8"/>
                 <w:sz w:val="26"/>
               </w:rPr>
               <w:t>conclusive</w:t>
@@ -2660,7 +2624,7 @@
               <w:rPr>
                 <w:rFonts w:ascii="Calibri" w:hAnsi="Calibri" w:eastAsia="微软雅黑"/>
                 <w:b/>
-                <w:color w:val="F472B6"/>
+                <w:color w:val="38BDF8"/>
                 <w:sz w:val="21"/>
               </w:rPr>
               <w:t>确凿的</w:t>
@@ -2760,7 +2724,7 @@
               <w:rPr>
                 <w:rFonts w:ascii="Calibri" w:hAnsi="Calibri" w:eastAsia="微软雅黑"/>
                 <w:b/>
-                <w:color w:val="BEF264"/>
+                <w:color w:val="F472B6"/>
                 <w:sz w:val="26"/>
               </w:rPr>
               <w:t>begged to differ</w:t>
@@ -2829,7 +2793,7 @@
               <w:rPr>
                 <w:rFonts w:ascii="Calibri" w:hAnsi="Calibri" w:eastAsia="微软雅黑"/>
                 <w:b/>
-                <w:color w:val="BEF264"/>
+                <w:color w:val="F472B6"/>
                 <w:sz w:val="21"/>
               </w:rPr>
               <w:t>不敢苟同</w:t>
@@ -3000,7 +2964,7 @@
               <w:rPr>
                 <w:rFonts w:ascii="Calibri" w:hAnsi="Calibri" w:eastAsia="微软雅黑"/>
                 <w:b/>
-                <w:color w:val="C4B5FD"/>
+                <w:color w:val="BEF264"/>
                 <w:sz w:val="26"/>
               </w:rPr>
               <w:t>viewers</w:t>
@@ -3040,7 +3004,7 @@
               <w:rPr>
                 <w:rFonts w:ascii="Calibri" w:hAnsi="Calibri" w:eastAsia="微软雅黑"/>
                 <w:b/>
-                <w:color w:val="FB923C"/>
+                <w:color w:val="C4B5FD"/>
                 <w:sz w:val="26"/>
               </w:rPr>
               <w:t>damning</w:t>
@@ -3100,7 +3064,7 @@
               <w:rPr>
                 <w:rFonts w:ascii="Calibri" w:hAnsi="Calibri" w:eastAsia="微软雅黑"/>
                 <w:b/>
-                <w:color w:val="C4B5FD"/>
+                <w:color w:val="BEF264"/>
                 <w:sz w:val="21"/>
               </w:rPr>
               <w:t>观众</w:t>
@@ -3158,7 +3122,7 @@
               <w:rPr>
                 <w:rFonts w:ascii="Calibri" w:hAnsi="Calibri" w:eastAsia="微软雅黑"/>
                 <w:b/>
-                <w:color w:val="FB923C"/>
+                <w:color w:val="C4B5FD"/>
                 <w:sz w:val="21"/>
               </w:rPr>
               <w:t>足以定罪的</w:t>
@@ -3288,7 +3252,7 @@
               <w:rPr>
                 <w:rFonts w:ascii="Calibri" w:hAnsi="Calibri" w:eastAsia="微软雅黑"/>
                 <w:b/>
-                <w:color w:val="5EEAD4"/>
+                <w:color w:val="FB923C"/>
                 <w:sz w:val="26"/>
               </w:rPr>
               <w:t>Confronted with</w:t>
@@ -3330,7 +3294,7 @@
               <w:rPr>
                 <w:rFonts w:ascii="Calibri" w:hAnsi="Calibri" w:eastAsia="微软雅黑"/>
                 <w:b/>
-                <w:color w:val="5EEAD4"/>
+                <w:color w:val="FB923C"/>
                 <w:sz w:val="21"/>
               </w:rPr>
               <w:t>面对</w:t>
@@ -3446,7 +3410,7 @@
               <w:rPr>
                 <w:rFonts w:ascii="Calibri" w:hAnsi="Calibri" w:eastAsia="微软雅黑"/>
                 <w:b/>
-                <w:color w:val="FCA5A5"/>
+                <w:color w:val="5EEAD4"/>
                 <w:sz w:val="26"/>
               </w:rPr>
               <w:t>sheer</w:t>
@@ -3466,7 +3430,7 @@
               <w:rPr>
                 <w:rFonts w:ascii="Calibri" w:hAnsi="Calibri" w:eastAsia="微软雅黑"/>
                 <w:b/>
-                <w:color w:val="FBBF24"/>
+                <w:color w:val="FCA5A5"/>
                 <w:sz w:val="26"/>
               </w:rPr>
               <w:t>disbelief</w:t>
@@ -3588,7 +3552,7 @@
               <w:rPr>
                 <w:rFonts w:ascii="Calibri" w:hAnsi="Calibri" w:eastAsia="微软雅黑"/>
                 <w:b/>
-                <w:color w:val="FCA5A5"/>
+                <w:color w:val="5EEAD4"/>
                 <w:sz w:val="21"/>
               </w:rPr>
               <w:t>完全</w:t>
@@ -3608,7 +3572,7 @@
               <w:rPr>
                 <w:rFonts w:ascii="Calibri" w:hAnsi="Calibri" w:eastAsia="微软雅黑"/>
                 <w:b/>
-                <w:color w:val="FBBF24"/>
+                <w:color w:val="FCA5A5"/>
                 <w:sz w:val="21"/>
               </w:rPr>
               <w:t>不相信</w:t>
@@ -3873,7 +3837,7 @@
               <w:rPr>
                 <w:rFonts w:ascii="Calibri" w:hAnsi="Calibri" w:eastAsia="微软雅黑"/>
                 <w:b/>
-                <w:color w:val="38BDF8"/>
+                <w:color w:val="FBBF24"/>
                 <w:sz w:val="26"/>
               </w:rPr>
               <w:t>pondered</w:t>
@@ -3913,7 +3877,7 @@
               <w:rPr>
                 <w:rFonts w:ascii="Calibri" w:hAnsi="Calibri" w:eastAsia="微软雅黑"/>
                 <w:b/>
-                <w:color w:val="F472B6"/>
+                <w:color w:val="38BDF8"/>
                 <w:sz w:val="26"/>
               </w:rPr>
               <w:t>disquieting</w:t>
@@ -3933,7 +3897,7 @@
               <w:rPr>
                 <w:rFonts w:ascii="Calibri" w:hAnsi="Calibri" w:eastAsia="微软雅黑"/>
                 <w:b/>
-                <w:color w:val="BEF264"/>
+                <w:color w:val="F472B6"/>
                 <w:sz w:val="26"/>
               </w:rPr>
               <w:t>proposition</w:t>
@@ -4004,7 +3968,7 @@
               <w:rPr>
                 <w:rFonts w:ascii="Calibri" w:hAnsi="Calibri" w:eastAsia="微软雅黑"/>
                 <w:b/>
-                <w:color w:val="38BDF8"/>
+                <w:color w:val="FBBF24"/>
                 <w:sz w:val="21"/>
               </w:rPr>
               <w:t>仔细思考了</w:t>
@@ -4044,7 +4008,7 @@
               <w:rPr>
                 <w:rFonts w:ascii="Calibri" w:hAnsi="Calibri" w:eastAsia="微软雅黑"/>
                 <w:b/>
-                <w:color w:val="F472B6"/>
+                <w:color w:val="38BDF8"/>
                 <w:sz w:val="21"/>
               </w:rPr>
               <w:t>令人不安的</w:t>
@@ -4064,7 +4028,7 @@
               <w:rPr>
                 <w:rFonts w:ascii="Calibri" w:hAnsi="Calibri" w:eastAsia="微软雅黑"/>
                 <w:b/>
-                <w:color w:val="BEF264"/>
+                <w:color w:val="F472B6"/>
                 <w:sz w:val="21"/>
               </w:rPr>
               <w:t>观点</w:t>
@@ -4143,7 +4107,7 @@
               <w:rPr>
                 <w:rFonts w:ascii="Calibri" w:hAnsi="Calibri" w:eastAsia="微软雅黑"/>
                 <w:b/>
-                <w:color w:val="C4B5FD"/>
+                <w:color w:val="BEF264"/>
                 <w:sz w:val="26"/>
               </w:rPr>
               <w:t>incompetence</w:t>
@@ -4183,7 +4147,7 @@
               <w:rPr>
                 <w:rFonts w:ascii="Calibri" w:hAnsi="Calibri" w:eastAsia="微软雅黑"/>
                 <w:b/>
-                <w:color w:val="FB923C"/>
+                <w:color w:val="C4B5FD"/>
                 <w:sz w:val="26"/>
               </w:rPr>
               <w:t>cloak</w:t>
@@ -4245,7 +4209,7 @@
               <w:rPr>
                 <w:rFonts w:ascii="Calibri" w:hAnsi="Calibri" w:eastAsia="微软雅黑"/>
                 <w:b/>
-                <w:color w:val="C4B5FD"/>
+                <w:color w:val="BEF264"/>
                 <w:sz w:val="21"/>
               </w:rPr>
               <w:t>无能</w:t>
@@ -4294,7 +4258,7 @@
               <w:rPr>
                 <w:rFonts w:ascii="Calibri" w:hAnsi="Calibri" w:eastAsia="微软雅黑"/>
                 <w:b/>
-                <w:color w:val="FB923C"/>
+                <w:color w:val="C4B5FD"/>
                 <w:sz w:val="21"/>
               </w:rPr>
               <w:t>掩藏住</w:t>
@@ -4358,7 +4322,7 @@
               <w:rPr>
                 <w:rFonts w:ascii="Calibri" w:hAnsi="Calibri" w:eastAsia="微软雅黑"/>
                 <w:b/>
-                <w:color w:val="5EEAD4"/>
+                <w:color w:val="FB923C"/>
                 <w:sz w:val="26"/>
               </w:rPr>
               <w:t>robbing</w:t>
@@ -4396,7 +4360,7 @@
               <w:rPr>
                 <w:rFonts w:ascii="Calibri" w:hAnsi="Calibri" w:eastAsia="微软雅黑"/>
                 <w:b/>
-                <w:color w:val="FCA5A5"/>
+                <w:color w:val="5EEAD4"/>
                 <w:sz w:val="26"/>
               </w:rPr>
               <w:t>discernment</w:t>
@@ -4445,7 +4409,7 @@
               <w:rPr>
                 <w:rFonts w:ascii="Calibri" w:hAnsi="Calibri" w:eastAsia="微软雅黑"/>
                 <w:b/>
-                <w:color w:val="FBBF24"/>
+                <w:color w:val="FCA5A5"/>
                 <w:sz w:val="26"/>
               </w:rPr>
               <w:t>deficiencies</w:t>
@@ -4476,7 +4440,7 @@
               <w:rPr>
                 <w:rFonts w:ascii="Calibri" w:hAnsi="Calibri" w:eastAsia="微软雅黑"/>
                 <w:b/>
-                <w:color w:val="5EEAD4"/>
+                <w:color w:val="FB923C"/>
                 <w:sz w:val="21"/>
               </w:rPr>
               <w:t>剥夺</w:t>
@@ -4514,7 +4478,7 @@
               <w:rPr>
                 <w:rFonts w:ascii="Calibri" w:hAnsi="Calibri" w:eastAsia="微软雅黑"/>
                 <w:b/>
-                <w:color w:val="FCA5A5"/>
+                <w:color w:val="5EEAD4"/>
                 <w:sz w:val="21"/>
               </w:rPr>
               <w:t>识别能力</w:t>
@@ -4581,7 +4545,7 @@
               <w:rPr>
                 <w:rFonts w:ascii="Calibri" w:hAnsi="Calibri" w:eastAsia="微软雅黑"/>
                 <w:b/>
-                <w:color w:val="FBBF24"/>
+                <w:color w:val="FCA5A5"/>
                 <w:sz w:val="21"/>
               </w:rPr>
               <w:t>不足</w:t>
@@ -4888,7 +4852,7 @@
               <w:rPr>
                 <w:rFonts w:ascii="Calibri" w:hAnsi="Calibri" w:eastAsia="微软雅黑"/>
                 <w:b/>
-                <w:color w:val="38BDF8"/>
+                <w:color w:val="FBBF24"/>
                 <w:sz w:val="26"/>
               </w:rPr>
               <w:t>quizzed</w:t>
@@ -4928,7 +4892,7 @@
               <w:rPr>
                 <w:rFonts w:ascii="Calibri" w:hAnsi="Calibri" w:eastAsia="微软雅黑"/>
                 <w:b/>
-                <w:color w:val="F472B6"/>
+                <w:color w:val="38BDF8"/>
                 <w:sz w:val="26"/>
               </w:rPr>
               <w:t>undergraduates</w:t>
@@ -4950,7 +4914,7 @@
               <w:rPr>
                 <w:rFonts w:ascii="Calibri" w:hAnsi="Calibri" w:eastAsia="微软雅黑"/>
                 <w:b/>
-                <w:color w:val="38BDF8"/>
+                <w:color w:val="FBBF24"/>
                 <w:sz w:val="21"/>
               </w:rPr>
               <w:t>测试了</w:t>
@@ -4990,7 +4954,7 @@
               <w:rPr>
                 <w:rFonts w:ascii="Calibri" w:hAnsi="Calibri" w:eastAsia="微软雅黑"/>
                 <w:b/>
-                <w:color w:val="F472B6"/>
+                <w:color w:val="38BDF8"/>
                 <w:sz w:val="21"/>
               </w:rPr>
               <w:t>本科生</w:t>
@@ -5124,7 +5088,7 @@
               <w:rPr>
                 <w:rFonts w:ascii="Calibri" w:hAnsi="Calibri" w:eastAsia="微软雅黑"/>
                 <w:b/>
-                <w:color w:val="BEF264"/>
+                <w:color w:val="F472B6"/>
                 <w:sz w:val="26"/>
               </w:rPr>
               <w:t>logical</w:t>
@@ -5235,7 +5199,7 @@
               <w:rPr>
                 <w:rFonts w:ascii="Calibri" w:hAnsi="Calibri" w:eastAsia="微软雅黑"/>
                 <w:b/>
-                <w:color w:val="BEF264"/>
+                <w:color w:val="F472B6"/>
                 <w:sz w:val="21"/>
               </w:rPr>
               <w:t>逻辑</w:t>
@@ -5343,7 +5307,7 @@
               <w:rPr>
                 <w:rFonts w:ascii="Calibri" w:hAnsi="Calibri" w:eastAsia="微软雅黑"/>
                 <w:b/>
-                <w:color w:val="C4B5FD"/>
+                <w:color w:val="BEF264"/>
                 <w:sz w:val="26"/>
               </w:rPr>
               <w:t>scorers</w:t>
@@ -5445,7 +5409,7 @@
               <w:rPr>
                 <w:rFonts w:ascii="Calibri" w:hAnsi="Calibri" w:eastAsia="微软雅黑"/>
                 <w:b/>
-                <w:color w:val="C4B5FD"/>
+                <w:color w:val="BEF264"/>
                 <w:sz w:val="21"/>
               </w:rPr>
               <w:t>答题者</w:t>
@@ -5558,7 +5522,7 @@
               <w:rPr>
                 <w:rFonts w:ascii="Calibri" w:hAnsi="Calibri" w:eastAsia="微软雅黑"/>
                 <w:b/>
-                <w:color w:val="FB923C"/>
+                <w:color w:val="C4B5FD"/>
                 <w:sz w:val="26"/>
               </w:rPr>
               <w:t>generously</w:t>
@@ -5640,7 +5604,7 @@
               <w:rPr>
                 <w:rFonts w:ascii="Calibri" w:hAnsi="Calibri" w:eastAsia="微软雅黑"/>
                 <w:b/>
-                <w:color w:val="FB923C"/>
+                <w:color w:val="C4B5FD"/>
                 <w:sz w:val="21"/>
               </w:rPr>
               <w:t>大方地</w:t>
@@ -5753,11 +5717,20 @@
             <w:r>
               <w:rPr>
                 <w:rFonts w:ascii="Calibri" w:hAnsi="Calibri" w:eastAsia="微软雅黑"/>
+                <w:b w:val="0"/>
+                <w:color w:val="F0F7F2"/>
+                <w:sz w:val="26"/>
+              </w:rPr>
+              <w:t xml:space="preserve">high </w:t>
+            </w:r>
+            <w:r>
+              <w:rPr>
+                <w:rFonts w:ascii="Calibri" w:hAnsi="Calibri" w:eastAsia="微软雅黑"/>
                 <w:b/>
-                <w:color w:val="5EEAD4"/>
+                <w:color w:val="FB923C"/>
                 <w:sz w:val="26"/>
               </w:rPr>
-              <w:t>high achievers</w:t>
+              <w:t>achievers</w:t>
             </w:r>
           </w:p>
         </w:tc>
@@ -5794,7 +5767,7 @@
               <w:rPr>
                 <w:rFonts w:ascii="Calibri" w:hAnsi="Calibri" w:eastAsia="微软雅黑"/>
                 <w:b/>
-                <w:color w:val="FCA5A5"/>
+                <w:color w:val="5EEAD4"/>
                 <w:sz w:val="26"/>
               </w:rPr>
               <w:t>undue</w:t>
@@ -5814,7 +5787,7 @@
               <w:rPr>
                 <w:rFonts w:ascii="Calibri" w:hAnsi="Calibri" w:eastAsia="微软雅黑"/>
                 <w:b/>
-                <w:color w:val="FBBF24"/>
+                <w:color w:val="FCA5A5"/>
                 <w:sz w:val="26"/>
               </w:rPr>
               <w:t>modesty</w:t>
@@ -5865,7 +5838,7 @@
               <w:rPr>
                 <w:rFonts w:ascii="Calibri" w:hAnsi="Calibri" w:eastAsia="微软雅黑"/>
                 <w:b/>
-                <w:color w:val="5EEAD4"/>
+                <w:color w:val="FB923C"/>
                 <w:sz w:val="21"/>
               </w:rPr>
               <w:t>成绩优异者</w:t>
@@ -5905,7 +5878,7 @@
               <w:rPr>
                 <w:rFonts w:ascii="Calibri" w:hAnsi="Calibri" w:eastAsia="微软雅黑"/>
                 <w:b/>
-                <w:color w:val="FCA5A5"/>
+                <w:color w:val="5EEAD4"/>
                 <w:sz w:val="21"/>
               </w:rPr>
               <w:t>过分的</w:t>
@@ -5925,7 +5898,7 @@
               <w:rPr>
                 <w:rFonts w:ascii="Calibri" w:hAnsi="Calibri" w:eastAsia="微软雅黑"/>
                 <w:b/>
-                <w:color w:val="FBBF24"/>
+                <w:color w:val="FCA5A5"/>
                 <w:sz w:val="21"/>
               </w:rPr>
               <w:t>谦虚</w:t>
@@ -5992,7 +5965,7 @@
               <w:rPr>
                 <w:rFonts w:ascii="Calibri" w:hAnsi="Calibri" w:eastAsia="微软雅黑"/>
                 <w:b/>
-                <w:color w:val="38BDF8"/>
+                <w:color w:val="FBBF24"/>
                 <w:sz w:val="26"/>
               </w:rPr>
               <w:t>unskilled</w:t>
@@ -6070,7 +6043,7 @@
               <w:rPr>
                 <w:rFonts w:ascii="Calibri" w:hAnsi="Calibri" w:eastAsia="微软雅黑"/>
                 <w:b/>
-                <w:color w:val="F472B6"/>
+                <w:color w:val="38BDF8"/>
                 <w:sz w:val="26"/>
               </w:rPr>
               <w:t>dual</w:t>
@@ -6101,7 +6074,7 @@
               <w:rPr>
                 <w:rFonts w:ascii="Calibri" w:hAnsi="Calibri" w:eastAsia="微软雅黑"/>
                 <w:b/>
-                <w:color w:val="38BDF8"/>
+                <w:color w:val="FBBF24"/>
                 <w:sz w:val="21"/>
               </w:rPr>
               <w:t>能力不足的</w:t>
@@ -6179,7 +6152,7 @@
               <w:rPr>
                 <w:rFonts w:ascii="Calibri" w:hAnsi="Calibri" w:eastAsia="微软雅黑"/>
                 <w:b/>
-                <w:color w:val="F472B6"/>
+                <w:color w:val="38BDF8"/>
                 <w:sz w:val="21"/>
               </w:rPr>
               <w:t>双重</w:t>
@@ -6262,7 +6235,7 @@
               <w:rPr>
                 <w:rFonts w:ascii="Calibri" w:hAnsi="Calibri" w:eastAsia="微软雅黑"/>
                 <w:b/>
-                <w:color w:val="BEF264"/>
+                <w:color w:val="F472B6"/>
                 <w:sz w:val="26"/>
               </w:rPr>
               <w:t>appraisal</w:t>
@@ -6282,7 +6255,7 @@
               <w:rPr>
                 <w:rFonts w:ascii="Calibri" w:hAnsi="Calibri" w:eastAsia="微软雅黑"/>
                 <w:b/>
-                <w:color w:val="C4B5FD"/>
+                <w:color w:val="BEF264"/>
                 <w:sz w:val="26"/>
               </w:rPr>
               <w:t>calls for</w:t>
@@ -6331,7 +6304,7 @@
               <w:rPr>
                 <w:rFonts w:ascii="Calibri" w:hAnsi="Calibri" w:eastAsia="微软雅黑"/>
                 <w:b/>
-                <w:color w:val="FB923C"/>
+                <w:color w:val="C4B5FD"/>
                 <w:sz w:val="26"/>
               </w:rPr>
               <w:t>execution</w:t>
@@ -6382,7 +6355,7 @@
               <w:rPr>
                 <w:rFonts w:ascii="Calibri" w:hAnsi="Calibri" w:eastAsia="微软雅黑"/>
                 <w:b/>
-                <w:color w:val="BEF264"/>
+                <w:color w:val="F472B6"/>
                 <w:sz w:val="21"/>
               </w:rPr>
               <w:t>评估</w:t>
@@ -6411,7 +6384,7 @@
               <w:rPr>
                 <w:rFonts w:ascii="Calibri" w:hAnsi="Calibri" w:eastAsia="微软雅黑"/>
                 <w:b/>
-                <w:color w:val="C4B5FD"/>
+                <w:color w:val="BEF264"/>
                 <w:sz w:val="21"/>
               </w:rPr>
               <w:t>需要</w:t>
@@ -6469,7 +6442,7 @@
               <w:rPr>
                 <w:rFonts w:ascii="Calibri" w:hAnsi="Calibri" w:eastAsia="微软雅黑"/>
                 <w:b/>
-                <w:color w:val="FB923C"/>
+                <w:color w:val="C4B5FD"/>
                 <w:sz w:val="21"/>
               </w:rPr>
               <w:t>执行</w:t>
@@ -6528,7 +6501,7 @@
               <w:rPr>
                 <w:rFonts w:ascii="Calibri" w:hAnsi="Calibri" w:eastAsia="微软雅黑"/>
                 <w:b/>
-                <w:color w:val="5EEAD4"/>
+                <w:color w:val="FB923C"/>
                 <w:sz w:val="26"/>
               </w:rPr>
               <w:t>Detractors</w:t>
@@ -6597,7 +6570,7 @@
               <w:rPr>
                 <w:rFonts w:ascii="Calibri" w:hAnsi="Calibri" w:eastAsia="微软雅黑"/>
                 <w:b/>
-                <w:color w:val="FCA5A5"/>
+                <w:color w:val="5EEAD4"/>
                 <w:sz w:val="26"/>
               </w:rPr>
               <w:t>disparity</w:t>
@@ -6619,7 +6592,7 @@
               <w:rPr>
                 <w:rFonts w:ascii="Calibri" w:hAnsi="Calibri" w:eastAsia="微软雅黑"/>
                 <w:b/>
-                <w:color w:val="5EEAD4"/>
+                <w:color w:val="FB923C"/>
                 <w:sz w:val="21"/>
               </w:rPr>
               <w:t>批评者</w:t>
@@ -6697,7 +6670,7 @@
               <w:rPr>
                 <w:rFonts w:ascii="Calibri" w:hAnsi="Calibri" w:eastAsia="微软雅黑"/>
                 <w:b/>
-                <w:color w:val="FCA5A5"/>
+                <w:color w:val="5EEAD4"/>
                 <w:sz w:val="21"/>
               </w:rPr>
               <w:t>差异</w:t>
@@ -6907,7 +6880,7 @@
               <w:rPr>
                 <w:rFonts w:ascii="Calibri" w:hAnsi="Calibri" w:eastAsia="微软雅黑"/>
                 <w:b/>
-                <w:color w:val="FBBF24"/>
+                <w:color w:val="FCA5A5"/>
                 <w:sz w:val="26"/>
               </w:rPr>
               <w:t>mirage</w:t>
@@ -6969,7 +6942,7 @@
               <w:rPr>
                 <w:rFonts w:ascii="Calibri" w:hAnsi="Calibri" w:eastAsia="微软雅黑"/>
                 <w:b/>
-                <w:color w:val="FBBF24"/>
+                <w:color w:val="FCA5A5"/>
                 <w:sz w:val="21"/>
               </w:rPr>
               <w:t>假象</w:t>
@@ -7041,7 +7014,7 @@
               <w:rPr>
                 <w:rFonts w:ascii="Calibri" w:hAnsi="Calibri" w:eastAsia="微软雅黑"/>
                 <w:b/>
-                <w:color w:val="38BDF8"/>
+                <w:color w:val="FBBF24"/>
                 <w:sz w:val="26"/>
               </w:rPr>
               <w:t>partially</w:t>
@@ -7121,7 +7094,7 @@
               <w:rPr>
                 <w:rFonts w:ascii="Calibri" w:hAnsi="Calibri" w:eastAsia="微软雅黑"/>
                 <w:b/>
-                <w:color w:val="38BDF8"/>
+                <w:color w:val="FBBF24"/>
                 <w:sz w:val="21"/>
               </w:rPr>
               <w:t>部分</w:t>
@@ -7302,7 +7275,7 @@
               <w:rPr>
                 <w:rFonts w:ascii="Calibri" w:hAnsi="Calibri" w:eastAsia="微软雅黑"/>
                 <w:b/>
-                <w:color w:val="F472B6"/>
+                <w:color w:val="38BDF8"/>
                 <w:sz w:val="26"/>
               </w:rPr>
               <w:t>tangible</w:t>
@@ -7402,7 +7375,7 @@
               <w:rPr>
                 <w:rFonts w:ascii="Calibri" w:hAnsi="Calibri" w:eastAsia="微软雅黑"/>
                 <w:b/>
-                <w:color w:val="F472B6"/>
+                <w:color w:val="38BDF8"/>
                 <w:sz w:val="21"/>
               </w:rPr>
               <w:t>切实存在的</w:t>
@@ -7513,7 +7486,7 @@
               <w:rPr>
                 <w:rFonts w:ascii="Calibri" w:hAnsi="Calibri" w:eastAsia="微软雅黑"/>
                 <w:b/>
-                <w:color w:val="BEF264"/>
+                <w:color w:val="F472B6"/>
                 <w:sz w:val="26"/>
               </w:rPr>
               <w:t>garnered</w:t>
@@ -7635,7 +7608,7 @@
               <w:rPr>
                 <w:rFonts w:ascii="Calibri" w:hAnsi="Calibri" w:eastAsia="微软雅黑"/>
                 <w:b/>
-                <w:color w:val="BEF264"/>
+                <w:color w:val="F472B6"/>
                 <w:sz w:val="21"/>
               </w:rPr>
               <w:t>赢得了</w:t>
@@ -7742,7 +7715,7 @@
               <w:rPr>
                 <w:rFonts w:ascii="Calibri" w:hAnsi="Calibri" w:eastAsia="微软雅黑"/>
                 <w:b/>
-                <w:color w:val="C4B5FD"/>
+                <w:color w:val="BEF264"/>
                 <w:sz w:val="26"/>
               </w:rPr>
               <w:t>In fairness</w:t>
@@ -7773,7 +7746,7 @@
               <w:rPr>
                 <w:rFonts w:ascii="Calibri" w:hAnsi="Calibri" w:eastAsia="微软雅黑"/>
                 <w:b/>
-                <w:color w:val="C4B5FD"/>
+                <w:color w:val="BEF264"/>
                 <w:sz w:val="21"/>
               </w:rPr>
               <w:t>平心而论</w:t>
@@ -7853,7 +7826,7 @@
               <w:rPr>
                 <w:rFonts w:ascii="Calibri" w:hAnsi="Calibri" w:eastAsia="微软雅黑"/>
                 <w:b/>
-                <w:color w:val="FB923C"/>
+                <w:color w:val="C4B5FD"/>
                 <w:sz w:val="26"/>
               </w:rPr>
               <w:t>empirically</w:t>
@@ -7913,7 +7886,7 @@
               <w:rPr>
                 <w:rFonts w:ascii="Calibri" w:hAnsi="Calibri" w:eastAsia="微软雅黑"/>
                 <w:b/>
-                <w:color w:val="FB923C"/>
+                <w:color w:val="C4B5FD"/>
                 <w:sz w:val="21"/>
               </w:rPr>
               <w:t>用实证的方法</w:t>
@@ -7993,7 +7966,7 @@
               <w:rPr>
                 <w:rFonts w:ascii="Calibri" w:hAnsi="Calibri" w:eastAsia="微软雅黑"/>
                 <w:b/>
-                <w:color w:val="5EEAD4"/>
+                <w:color w:val="FB923C"/>
                 <w:sz w:val="26"/>
               </w:rPr>
               <w:t>staking</w:t>
@@ -8011,7 +7984,7 @@
               <w:rPr>
                 <w:rFonts w:ascii="Calibri" w:hAnsi="Calibri" w:eastAsia="微软雅黑"/>
                 <w:b/>
-                <w:color w:val="FCA5A5"/>
+                <w:color w:val="5EEAD4"/>
                 <w:sz w:val="26"/>
               </w:rPr>
               <w:t>liberty</w:t>
@@ -8080,7 +8053,7 @@
               <w:rPr>
                 <w:rFonts w:ascii="Calibri" w:hAnsi="Calibri" w:eastAsia="微软雅黑"/>
                 <w:b/>
-                <w:color w:val="FCA5A5"/>
+                <w:color w:val="5EEAD4"/>
                 <w:sz w:val="21"/>
               </w:rPr>
               <w:t>自由</w:t>
@@ -8098,7 +8071,7 @@
               <w:rPr>
                 <w:rFonts w:ascii="Calibri" w:hAnsi="Calibri" w:eastAsia="微软雅黑"/>
                 <w:b/>
-                <w:color w:val="5EEAD4"/>
+                <w:color w:val="FB923C"/>
                 <w:sz w:val="21"/>
               </w:rPr>
               <w:t>赌</w:t>

--- a/视频/对照文本/01-文本.docx
+++ b/视频/对照文本/01-文本.docx
@@ -4604,7 +4604,25 @@
                 <w:color w:val="F0F7F2"/>
                 <w:sz w:val="26"/>
               </w:rPr>
-              <w:t>For a 1999 paper,</w:t>
+              <w:t xml:space="preserve">For a 1999 </w:t>
+            </w:r>
+            <w:r>
+              <w:rPr>
+                <w:rFonts w:ascii="Calibri" w:hAnsi="Calibri" w:eastAsia="微软雅黑"/>
+                <w:b/>
+                <w:color w:val="FBBF24"/>
+                <w:sz w:val="26"/>
+              </w:rPr>
+              <w:t>paper</w:t>
+            </w:r>
+            <w:r>
+              <w:rPr>
+                <w:rFonts w:ascii="Calibri" w:hAnsi="Calibri" w:eastAsia="微软雅黑"/>
+                <w:b w:val="0"/>
+                <w:color w:val="F0F7F2"/>
+                <w:sz w:val="26"/>
+              </w:rPr>
+              <w:t>,</w:t>
             </w:r>
           </w:p>
         </w:tc>
@@ -4626,7 +4644,34 @@
                 <w:color w:val="AAC4B6"/>
                 <w:sz w:val="21"/>
               </w:rPr>
-              <w:t>为了1999年的一篇论文，</w:t>
+              <w:t>在1999年为了完成一篇</w:t>
+            </w:r>
+            <w:r>
+              <w:rPr>
+                <w:rFonts w:ascii="Calibri" w:hAnsi="Calibri" w:eastAsia="微软雅黑"/>
+                <w:b w:val="0"/>
+                <w:color w:val="AAC4B6"/>
+                <w:sz w:val="21"/>
+              </w:rPr>
+              <w:t xml:space="preserve"> </w:t>
+            </w:r>
+            <w:r>
+              <w:rPr>
+                <w:rFonts w:ascii="Calibri" w:hAnsi="Calibri" w:eastAsia="微软雅黑"/>
+                <w:b/>
+                <w:color w:val="FBBF24"/>
+                <w:sz w:val="21"/>
+              </w:rPr>
+              <w:t>论文</w:t>
+            </w:r>
+            <w:r>
+              <w:rPr>
+                <w:rFonts w:ascii="Calibri" w:hAnsi="Calibri" w:eastAsia="微软雅黑"/>
+                <w:b w:val="0"/>
+                <w:color w:val="AAC4B6"/>
+                <w:sz w:val="21"/>
+              </w:rPr>
+              <w:t>，</w:t>
             </w:r>
           </w:p>
         </w:tc>
@@ -4852,7 +4897,7 @@
               <w:rPr>
                 <w:rFonts w:ascii="Calibri" w:hAnsi="Calibri" w:eastAsia="微软雅黑"/>
                 <w:b/>
-                <w:color w:val="FBBF24"/>
+                <w:color w:val="38BDF8"/>
                 <w:sz w:val="26"/>
               </w:rPr>
               <w:t>quizzed</w:t>
@@ -4892,7 +4937,7 @@
               <w:rPr>
                 <w:rFonts w:ascii="Calibri" w:hAnsi="Calibri" w:eastAsia="微软雅黑"/>
                 <w:b/>
-                <w:color w:val="38BDF8"/>
+                <w:color w:val="F472B6"/>
                 <w:sz w:val="26"/>
               </w:rPr>
               <w:t>undergraduates</w:t>
@@ -4914,7 +4959,7 @@
               <w:rPr>
                 <w:rFonts w:ascii="Calibri" w:hAnsi="Calibri" w:eastAsia="微软雅黑"/>
                 <w:b/>
-                <w:color w:val="FBBF24"/>
+                <w:color w:val="38BDF8"/>
                 <w:sz w:val="21"/>
               </w:rPr>
               <w:t>测试了</w:t>
@@ -4954,7 +4999,7 @@
               <w:rPr>
                 <w:rFonts w:ascii="Calibri" w:hAnsi="Calibri" w:eastAsia="微软雅黑"/>
                 <w:b/>
-                <w:color w:val="38BDF8"/>
+                <w:color w:val="F472B6"/>
                 <w:sz w:val="21"/>
               </w:rPr>
               <w:t>本科生</w:t>
@@ -5088,7 +5133,7 @@
               <w:rPr>
                 <w:rFonts w:ascii="Calibri" w:hAnsi="Calibri" w:eastAsia="微软雅黑"/>
                 <w:b/>
-                <w:color w:val="F472B6"/>
+                <w:color w:val="BEF264"/>
                 <w:sz w:val="26"/>
               </w:rPr>
               <w:t>logical</w:t>
@@ -5122,7 +5167,7 @@
                 <w:color w:val="AAC4B6"/>
                 <w:sz w:val="21"/>
               </w:rPr>
-              <w:t>考察了（关于）</w:t>
+              <w:t>关于（考察了）</w:t>
             </w:r>
           </w:p>
         </w:tc>
@@ -5199,7 +5244,7 @@
               <w:rPr>
                 <w:rFonts w:ascii="Calibri" w:hAnsi="Calibri" w:eastAsia="微软雅黑"/>
                 <w:b/>
-                <w:color w:val="F472B6"/>
+                <w:color w:val="BEF264"/>
                 <w:sz w:val="21"/>
               </w:rPr>
               <w:t>逻辑</w:t>
@@ -5307,7 +5352,7 @@
               <w:rPr>
                 <w:rFonts w:ascii="Calibri" w:hAnsi="Calibri" w:eastAsia="微软雅黑"/>
                 <w:b/>
-                <w:color w:val="BEF264"/>
+                <w:color w:val="C4B5FD"/>
                 <w:sz w:val="26"/>
               </w:rPr>
               <w:t>scorers</w:t>
@@ -5409,7 +5454,7 @@
               <w:rPr>
                 <w:rFonts w:ascii="Calibri" w:hAnsi="Calibri" w:eastAsia="微软雅黑"/>
                 <w:b/>
-                <w:color w:val="BEF264"/>
+                <w:color w:val="C4B5FD"/>
                 <w:sz w:val="21"/>
               </w:rPr>
               <w:t>答题者</w:t>
@@ -5522,7 +5567,7 @@
               <w:rPr>
                 <w:rFonts w:ascii="Calibri" w:hAnsi="Calibri" w:eastAsia="微软雅黑"/>
                 <w:b/>
-                <w:color w:val="C4B5FD"/>
+                <w:color w:val="FB923C"/>
                 <w:sz w:val="26"/>
               </w:rPr>
               <w:t>generously</w:t>
@@ -5604,7 +5649,7 @@
               <w:rPr>
                 <w:rFonts w:ascii="Calibri" w:hAnsi="Calibri" w:eastAsia="微软雅黑"/>
                 <w:b/>
-                <w:color w:val="C4B5FD"/>
+                <w:color w:val="FB923C"/>
                 <w:sz w:val="21"/>
               </w:rPr>
               <w:t>大方地</w:t>
@@ -5727,7 +5772,7 @@
               <w:rPr>
                 <w:rFonts w:ascii="Calibri" w:hAnsi="Calibri" w:eastAsia="微软雅黑"/>
                 <w:b/>
-                <w:color w:val="FB923C"/>
+                <w:color w:val="5EEAD4"/>
                 <w:sz w:val="26"/>
               </w:rPr>
               <w:t>achievers</w:t>
@@ -5767,7 +5812,7 @@
               <w:rPr>
                 <w:rFonts w:ascii="Calibri" w:hAnsi="Calibri" w:eastAsia="微软雅黑"/>
                 <w:b/>
-                <w:color w:val="5EEAD4"/>
+                <w:color w:val="FCA5A5"/>
                 <w:sz w:val="26"/>
               </w:rPr>
               <w:t>undue</w:t>
@@ -5787,7 +5832,7 @@
               <w:rPr>
                 <w:rFonts w:ascii="Calibri" w:hAnsi="Calibri" w:eastAsia="微软雅黑"/>
                 <w:b/>
-                <w:color w:val="FCA5A5"/>
+                <w:color w:val="FBBF24"/>
                 <w:sz w:val="26"/>
               </w:rPr>
               <w:t>modesty</w:t>
@@ -5838,7 +5883,7 @@
               <w:rPr>
                 <w:rFonts w:ascii="Calibri" w:hAnsi="Calibri" w:eastAsia="微软雅黑"/>
                 <w:b/>
-                <w:color w:val="FB923C"/>
+                <w:color w:val="5EEAD4"/>
                 <w:sz w:val="21"/>
               </w:rPr>
               <w:t>成绩优异者</w:t>
@@ -5878,7 +5923,7 @@
               <w:rPr>
                 <w:rFonts w:ascii="Calibri" w:hAnsi="Calibri" w:eastAsia="微软雅黑"/>
                 <w:b/>
-                <w:color w:val="5EEAD4"/>
+                <w:color w:val="FCA5A5"/>
                 <w:sz w:val="21"/>
               </w:rPr>
               <w:t>过分的</w:t>
@@ -5898,7 +5943,7 @@
               <w:rPr>
                 <w:rFonts w:ascii="Calibri" w:hAnsi="Calibri" w:eastAsia="微软雅黑"/>
                 <w:b/>
-                <w:color w:val="FCA5A5"/>
+                <w:color w:val="FBBF24"/>
                 <w:sz w:val="21"/>
               </w:rPr>
               <w:t>谦虚</w:t>
@@ -5965,7 +6010,7 @@
               <w:rPr>
                 <w:rFonts w:ascii="Calibri" w:hAnsi="Calibri" w:eastAsia="微软雅黑"/>
                 <w:b/>
-                <w:color w:val="FBBF24"/>
+                <w:color w:val="38BDF8"/>
                 <w:sz w:val="26"/>
               </w:rPr>
               <w:t>unskilled</w:t>
@@ -6043,7 +6088,7 @@
               <w:rPr>
                 <w:rFonts w:ascii="Calibri" w:hAnsi="Calibri" w:eastAsia="微软雅黑"/>
                 <w:b/>
-                <w:color w:val="38BDF8"/>
+                <w:color w:val="F472B6"/>
                 <w:sz w:val="26"/>
               </w:rPr>
               <w:t>dual</w:t>
@@ -6074,7 +6119,7 @@
               <w:rPr>
                 <w:rFonts w:ascii="Calibri" w:hAnsi="Calibri" w:eastAsia="微软雅黑"/>
                 <w:b/>
-                <w:color w:val="FBBF24"/>
+                <w:color w:val="38BDF8"/>
                 <w:sz w:val="21"/>
               </w:rPr>
               <w:t>能力不足的</w:t>
@@ -6152,7 +6197,7 @@
               <w:rPr>
                 <w:rFonts w:ascii="Calibri" w:hAnsi="Calibri" w:eastAsia="微软雅黑"/>
                 <w:b/>
-                <w:color w:val="38BDF8"/>
+                <w:color w:val="F472B6"/>
                 <w:sz w:val="21"/>
               </w:rPr>
               <w:t>双重</w:t>
@@ -6235,7 +6280,7 @@
               <w:rPr>
                 <w:rFonts w:ascii="Calibri" w:hAnsi="Calibri" w:eastAsia="微软雅黑"/>
                 <w:b/>
-                <w:color w:val="F472B6"/>
+                <w:color w:val="BEF264"/>
                 <w:sz w:val="26"/>
               </w:rPr>
               <w:t>appraisal</w:t>
@@ -6255,7 +6300,7 @@
               <w:rPr>
                 <w:rFonts w:ascii="Calibri" w:hAnsi="Calibri" w:eastAsia="微软雅黑"/>
                 <w:b/>
-                <w:color w:val="BEF264"/>
+                <w:color w:val="C4B5FD"/>
                 <w:sz w:val="26"/>
               </w:rPr>
               <w:t>calls for</w:t>
@@ -6304,7 +6349,7 @@
               <w:rPr>
                 <w:rFonts w:ascii="Calibri" w:hAnsi="Calibri" w:eastAsia="微软雅黑"/>
                 <w:b/>
-                <w:color w:val="C4B5FD"/>
+                <w:color w:val="FB923C"/>
                 <w:sz w:val="26"/>
               </w:rPr>
               <w:t>execution</w:t>
@@ -6355,7 +6400,7 @@
               <w:rPr>
                 <w:rFonts w:ascii="Calibri" w:hAnsi="Calibri" w:eastAsia="微软雅黑"/>
                 <w:b/>
-                <w:color w:val="F472B6"/>
+                <w:color w:val="BEF264"/>
                 <w:sz w:val="21"/>
               </w:rPr>
               <w:t>评估</w:t>
@@ -6384,7 +6429,7 @@
               <w:rPr>
                 <w:rFonts w:ascii="Calibri" w:hAnsi="Calibri" w:eastAsia="微软雅黑"/>
                 <w:b/>
-                <w:color w:val="BEF264"/>
+                <w:color w:val="C4B5FD"/>
                 <w:sz w:val="21"/>
               </w:rPr>
               <w:t>需要</w:t>
@@ -6442,7 +6487,7 @@
               <w:rPr>
                 <w:rFonts w:ascii="Calibri" w:hAnsi="Calibri" w:eastAsia="微软雅黑"/>
                 <w:b/>
-                <w:color w:val="C4B5FD"/>
+                <w:color w:val="FB923C"/>
                 <w:sz w:val="21"/>
               </w:rPr>
               <w:t>执行</w:t>
@@ -6501,7 +6546,7 @@
               <w:rPr>
                 <w:rFonts w:ascii="Calibri" w:hAnsi="Calibri" w:eastAsia="微软雅黑"/>
                 <w:b/>
-                <w:color w:val="FB923C"/>
+                <w:color w:val="5EEAD4"/>
                 <w:sz w:val="26"/>
               </w:rPr>
               <w:t>Detractors</w:t>
@@ -6570,7 +6615,7 @@
               <w:rPr>
                 <w:rFonts w:ascii="Calibri" w:hAnsi="Calibri" w:eastAsia="微软雅黑"/>
                 <w:b/>
-                <w:color w:val="5EEAD4"/>
+                <w:color w:val="FCA5A5"/>
                 <w:sz w:val="26"/>
               </w:rPr>
               <w:t>disparity</w:t>
@@ -6592,7 +6637,7 @@
               <w:rPr>
                 <w:rFonts w:ascii="Calibri" w:hAnsi="Calibri" w:eastAsia="微软雅黑"/>
                 <w:b/>
-                <w:color w:val="FB923C"/>
+                <w:color w:val="5EEAD4"/>
                 <w:sz w:val="21"/>
               </w:rPr>
               <w:t>批评者</w:t>
@@ -6670,7 +6715,7 @@
               <w:rPr>
                 <w:rFonts w:ascii="Calibri" w:hAnsi="Calibri" w:eastAsia="微软雅黑"/>
                 <w:b/>
-                <w:color w:val="5EEAD4"/>
+                <w:color w:val="FCA5A5"/>
                 <w:sz w:val="21"/>
               </w:rPr>
               <w:t>差异</w:t>
@@ -6880,7 +6925,7 @@
               <w:rPr>
                 <w:rFonts w:ascii="Calibri" w:hAnsi="Calibri" w:eastAsia="微软雅黑"/>
                 <w:b/>
-                <w:color w:val="FCA5A5"/>
+                <w:color w:val="FBBF24"/>
                 <w:sz w:val="26"/>
               </w:rPr>
               <w:t>mirage</w:t>
@@ -6942,7 +6987,7 @@
               <w:rPr>
                 <w:rFonts w:ascii="Calibri" w:hAnsi="Calibri" w:eastAsia="微软雅黑"/>
                 <w:b/>
-                <w:color w:val="FCA5A5"/>
+                <w:color w:val="FBBF24"/>
                 <w:sz w:val="21"/>
               </w:rPr>
               <w:t>假象</w:t>
@@ -7014,7 +7059,7 @@
               <w:rPr>
                 <w:rFonts w:ascii="Calibri" w:hAnsi="Calibri" w:eastAsia="微软雅黑"/>
                 <w:b/>
-                <w:color w:val="FBBF24"/>
+                <w:color w:val="38BDF8"/>
                 <w:sz w:val="26"/>
               </w:rPr>
               <w:t>partially</w:t>
@@ -7094,7 +7139,7 @@
               <w:rPr>
                 <w:rFonts w:ascii="Calibri" w:hAnsi="Calibri" w:eastAsia="微软雅黑"/>
                 <w:b/>
-                <w:color w:val="FBBF24"/>
+                <w:color w:val="38BDF8"/>
                 <w:sz w:val="21"/>
               </w:rPr>
               <w:t>部分</w:t>
@@ -7275,7 +7320,7 @@
               <w:rPr>
                 <w:rFonts w:ascii="Calibri" w:hAnsi="Calibri" w:eastAsia="微软雅黑"/>
                 <w:b/>
-                <w:color w:val="38BDF8"/>
+                <w:color w:val="F472B6"/>
                 <w:sz w:val="26"/>
               </w:rPr>
               <w:t>tangible</w:t>
@@ -7375,7 +7420,7 @@
               <w:rPr>
                 <w:rFonts w:ascii="Calibri" w:hAnsi="Calibri" w:eastAsia="微软雅黑"/>
                 <w:b/>
-                <w:color w:val="38BDF8"/>
+                <w:color w:val="F472B6"/>
                 <w:sz w:val="21"/>
               </w:rPr>
               <w:t>切实存在的</w:t>
@@ -7486,7 +7531,7 @@
               <w:rPr>
                 <w:rFonts w:ascii="Calibri" w:hAnsi="Calibri" w:eastAsia="微软雅黑"/>
                 <w:b/>
-                <w:color w:val="F472B6"/>
+                <w:color w:val="BEF264"/>
                 <w:sz w:val="26"/>
               </w:rPr>
               <w:t>garnered</w:t>
@@ -7608,7 +7653,7 @@
               <w:rPr>
                 <w:rFonts w:ascii="Calibri" w:hAnsi="Calibri" w:eastAsia="微软雅黑"/>
                 <w:b/>
-                <w:color w:val="F472B6"/>
+                <w:color w:val="BEF264"/>
                 <w:sz w:val="21"/>
               </w:rPr>
               <w:t>赢得了</w:t>
@@ -7715,7 +7760,7 @@
               <w:rPr>
                 <w:rFonts w:ascii="Calibri" w:hAnsi="Calibri" w:eastAsia="微软雅黑"/>
                 <w:b/>
-                <w:color w:val="BEF264"/>
+                <w:color w:val="C4B5FD"/>
                 <w:sz w:val="26"/>
               </w:rPr>
               <w:t>In fairness</w:t>
@@ -7746,7 +7791,7 @@
               <w:rPr>
                 <w:rFonts w:ascii="Calibri" w:hAnsi="Calibri" w:eastAsia="微软雅黑"/>
                 <w:b/>
-                <w:color w:val="BEF264"/>
+                <w:color w:val="C4B5FD"/>
                 <w:sz w:val="21"/>
               </w:rPr>
               <w:t>平心而论</w:t>
@@ -7826,7 +7871,7 @@
               <w:rPr>
                 <w:rFonts w:ascii="Calibri" w:hAnsi="Calibri" w:eastAsia="微软雅黑"/>
                 <w:b/>
-                <w:color w:val="C4B5FD"/>
+                <w:color w:val="FB923C"/>
                 <w:sz w:val="26"/>
               </w:rPr>
               <w:t>empirically</w:t>
@@ -7886,7 +7931,7 @@
               <w:rPr>
                 <w:rFonts w:ascii="Calibri" w:hAnsi="Calibri" w:eastAsia="微软雅黑"/>
                 <w:b/>
-                <w:color w:val="C4B5FD"/>
+                <w:color w:val="FB923C"/>
                 <w:sz w:val="21"/>
               </w:rPr>
               <w:t>用实证的方法</w:t>
@@ -7966,7 +8011,7 @@
               <w:rPr>
                 <w:rFonts w:ascii="Calibri" w:hAnsi="Calibri" w:eastAsia="微软雅黑"/>
                 <w:b/>
-                <w:color w:val="FB923C"/>
+                <w:color w:val="5EEAD4"/>
                 <w:sz w:val="26"/>
               </w:rPr>
               <w:t>staking</w:t>
@@ -7984,7 +8029,7 @@
               <w:rPr>
                 <w:rFonts w:ascii="Calibri" w:hAnsi="Calibri" w:eastAsia="微软雅黑"/>
                 <w:b/>
-                <w:color w:val="5EEAD4"/>
+                <w:color w:val="FCA5A5"/>
                 <w:sz w:val="26"/>
               </w:rPr>
               <w:t>liberty</w:t>
@@ -8053,7 +8098,7 @@
               <w:rPr>
                 <w:rFonts w:ascii="Calibri" w:hAnsi="Calibri" w:eastAsia="微软雅黑"/>
                 <w:b/>
-                <w:color w:val="5EEAD4"/>
+                <w:color w:val="FCA5A5"/>
                 <w:sz w:val="21"/>
               </w:rPr>
               <w:t>自由</w:t>
@@ -8071,7 +8116,7 @@
               <w:rPr>
                 <w:rFonts w:ascii="Calibri" w:hAnsi="Calibri" w:eastAsia="微软雅黑"/>
                 <w:b/>
-                <w:color w:val="FB923C"/>
+                <w:color w:val="5EEAD4"/>
                 <w:sz w:val="21"/>
               </w:rPr>
               <w:t>赌</w:t>
